--- a/exemplos/licitacao/2026-08-26-licit-me-epp.docx
+++ b/exemplos/licitacao/2026-08-26-licit-me-epp.docx
@@ -239,7 +239,7 @@
         <w:sz w:val="14"/>
         <w:szCs w:val="14"/>
       </w:rPr>
-      <w:t xml:space="preserve">Documento gerado eletronicamente em Plataforma — código de conferência 0DFC162D</w:t>
+      <w:t xml:space="preserve">Documento gerado eletronicamente em Plataforma — código de conferência 70C52B48</w:t>
     </w:r>
   </w:p>
   <w:p>
